--- a/📊 Project Summary – YouTube Trending Video Analyt.docx
+++ b/📊 Project Summary – YouTube Trending Video Analyt.docx
@@ -3,216 +3,52 @@
 <w:document xmlns:wpc="http://schemas.microsoft.com/office/word/2010/wordprocessingCanvas" xmlns:mc="http://schemas.openxmlformats.org/markup-compatibility/2006" xmlns:o="urn:schemas-microsoft-com:office:office" xmlns:r="http://schemas.openxmlformats.org/officeDocument/2006/relationships" xmlns:m="http://schemas.openxmlformats.org/officeDocument/2006/math" xmlns:v="urn:schemas-microsoft-com:vml" xmlns:wp14="http://schemas.microsoft.com/office/word/2010/wordprocessingDrawing" xmlns:wp="http://schemas.openxmlformats.org/drawingml/2006/wordprocessingDrawing" xmlns:w="http://schemas.openxmlformats.org/wordprocessingml/2006/main" xmlns:w14="http://schemas.microsoft.com/office/word/2010/wordml" xmlns:w10="urn:schemas-microsoft-com:office:word" xmlns:w15="http://schemas.microsoft.com/office/word/2012/wordml" xmlns:wpg="http://schemas.microsoft.com/office/word/2010/wordprocessingGroup" xmlns:wpi="http://schemas.microsoft.com/office/word/2010/wordprocessingInk" xmlns:wne="http://schemas.microsoft.com/office/word/2006/wordml" xmlns:wps="http://schemas.microsoft.com/office/word/2010/wordprocessingShape" xmlns:wpsCustomData="http://www.wps.cn/officeDocument/2013/wpsCustomData" mc:Ignorable="w14 w15 wp14">
   <w:body>
     <w:p>
-      <w:pPr>
-        <w:pStyle w:val="2"/>
-        <w:keepNext w:val="0"/>
-        <w:keepLines w:val="0"/>
-        <w:widowControl/>
-        <w:suppressLineNumbers w:val="0"/>
-      </w:pPr>
       <w:r>
-        <w:t xml:space="preserve">📊 </w:t>
-      </w:r>
-      <w:r>
-        <w:rPr>
-          <w:rStyle w:val="6"/>
-          <w:b/>
-          <w:bCs/>
-        </w:rPr>
-        <w:t>Project Summary – YouTube Trending Video Analytics</w:t>
-      </w:r>
-    </w:p>
-    <w:p>
-      <w:pPr>
-        <w:pStyle w:val="5"/>
-        <w:keepNext w:val="0"/>
-        <w:keepLines w:val="0"/>
-        <w:widowControl/>
-        <w:suppressLineNumbers w:val="0"/>
-      </w:pPr>
-      <w:r>
-        <w:t>This project focuses on analyzing trending video data from YouTube to understand what factors influence video popularity and user engagement.</w:t>
-      </w:r>
-    </w:p>
-    <w:p>
-      <w:pPr>
-        <w:pStyle w:val="5"/>
-        <w:keepNext w:val="0"/>
-        <w:keepLines w:val="0"/>
-        <w:widowControl/>
-        <w:suppressLineNumbers w:val="0"/>
-      </w:pPr>
-      <w:r>
-        <w:t>The dataset was collected from Kaggle and includes details such as video title, category, views, likes, comments, duration, and publishing time.</w:t>
-      </w:r>
-    </w:p>
-    <w:p>
-      <w:pPr>
-        <w:pStyle w:val="5"/>
-        <w:keepNext w:val="0"/>
-        <w:keepLines w:val="0"/>
-        <w:widowControl/>
-        <w:suppressLineNumbers w:val="0"/>
-      </w:pPr>
-      <w:r>
-        <w:t xml:space="preserve">First, the data was cleaned and processed using Python libraries like Pandas. Missing values were handled, unnecessary columns were removed, and new features such as </w:t>
-      </w:r>
-      <w:r>
-        <w:rPr>
-          <w:rStyle w:val="6"/>
-        </w:rPr>
-        <w:t>publish hour</w:t>
-      </w:r>
-      <w:r>
-        <w:t xml:space="preserve">, </w:t>
-      </w:r>
-      <w:r>
-        <w:rPr>
-          <w:rStyle w:val="6"/>
-        </w:rPr>
-        <w:t>video length</w:t>
-      </w:r>
-      <w:r>
-        <w:t xml:space="preserve">, and </w:t>
-      </w:r>
-      <w:r>
-        <w:rPr>
-          <w:rStyle w:val="6"/>
-        </w:rPr>
-        <w:t>engagement rate</w:t>
-      </w:r>
-      <w:r>
-        <w:t xml:space="preserve"> were created to improve analysis.</w:t>
-      </w:r>
-    </w:p>
-    <w:p>
-      <w:pPr>
-        <w:pStyle w:val="5"/>
-        <w:keepNext w:val="0"/>
-        <w:keepLines w:val="0"/>
-        <w:widowControl/>
-        <w:suppressLineNumbers w:val="0"/>
-      </w:pPr>
-      <w:r>
-        <w:t>Next, the cleaned data was analyzed using MySQL. Various SQL queries were used to identify important insights such as:</w:t>
-      </w:r>
-    </w:p>
-    <w:p>
-      <w:pPr>
-        <w:keepNext w:val="0"/>
-        <w:keepLines w:val="0"/>
-        <w:widowControl/>
-        <w:numPr>
-          <w:ilvl w:val="0"/>
-          <w:numId w:val="1"/>
-        </w:numPr>
-        <w:suppressLineNumbers w:val="0"/>
-        <w:spacing w:before="0" w:beforeAutospacing="1" w:after="0" w:afterAutospacing="1"/>
-        <w:ind w:left="720" w:hanging="360"/>
-      </w:pPr>
-      <w:r>
-        <w:t xml:space="preserve">Top video categories based on views </w:t>
-      </w:r>
-    </w:p>
-    <w:p>
-      <w:pPr>
-        <w:keepNext w:val="0"/>
-        <w:keepLines w:val="0"/>
-        <w:widowControl/>
-        <w:numPr>
-          <w:ilvl w:val="0"/>
-          <w:numId w:val="1"/>
-        </w:numPr>
-        <w:suppressLineNumbers w:val="0"/>
-        <w:spacing w:before="0" w:beforeAutospacing="1" w:after="0" w:afterAutospacing="1"/>
-        <w:ind w:left="720" w:hanging="360"/>
-      </w:pPr>
-      <w:r>
-        <w:t xml:space="preserve">Best time to publish videos </w:t>
-      </w:r>
-    </w:p>
-    <w:p>
-      <w:pPr>
-        <w:keepNext w:val="0"/>
-        <w:keepLines w:val="0"/>
-        <w:widowControl/>
-        <w:numPr>
-          <w:ilvl w:val="0"/>
-          <w:numId w:val="1"/>
-        </w:numPr>
-        <w:suppressLineNumbers w:val="0"/>
-        <w:spacing w:before="0" w:beforeAutospacing="1" w:after="0" w:afterAutospacing="1"/>
-        <w:ind w:left="720" w:hanging="360"/>
-      </w:pPr>
-      <w:r>
-        <w:t xml:space="preserve">Most viewed videos </w:t>
-      </w:r>
-    </w:p>
-    <w:p>
-      <w:pPr>
-        <w:keepNext w:val="0"/>
-        <w:keepLines w:val="0"/>
-        <w:widowControl/>
-        <w:numPr>
-          <w:ilvl w:val="0"/>
-          <w:numId w:val="1"/>
-        </w:numPr>
-        <w:suppressLineNumbers w:val="0"/>
-        <w:spacing w:before="0" w:beforeAutospacing="1" w:after="0" w:afterAutospacing="1"/>
-        <w:ind w:left="720" w:hanging="360"/>
-      </w:pPr>
-      <w:r>
-        <w:t xml:space="preserve">Engagement rate across categories </w:t>
-      </w:r>
-    </w:p>
-    <w:p>
-      <w:pPr>
-        <w:pStyle w:val="5"/>
-        <w:keepNext w:val="0"/>
-        <w:keepLines w:val="0"/>
-        <w:widowControl/>
-        <w:suppressLineNumbers w:val="0"/>
-      </w:pPr>
-      <w:r>
-        <w:t>Finally, a dashboard was created using Microsoft Power BI to visualize the insights in an interactive way. The dashboard includes charts showing category performance, trends over time, and user engagement patterns.</w:t>
-      </w:r>
-    </w:p>
-    <w:p>
-      <w:pPr>
-        <w:pStyle w:val="5"/>
-        <w:keepNext w:val="0"/>
-        <w:keepLines w:val="0"/>
-        <w:widowControl/>
-        <w:suppressLineNumbers w:val="0"/>
-      </w:pPr>
-      <w:r>
-        <w:t>The project demonstrates how data analysis techniques can be used to extract meaningful insights from real-world data and help content creators improve their strategies.</w:t>
-      </w:r>
-    </w:p>
-    <w:p>
-      <w:pPr>
-        <w:keepNext w:val="0"/>
-        <w:keepLines w:val="0"/>
-        <w:widowControl/>
-        <w:suppressLineNumbers w:val="0"/>
-      </w:pPr>
-      <w:r>
-        <w:pict>
-          <v:rect id="_x0000_i1025" o:spt="1" style="height:1.5pt;width:432pt;" fillcolor="#A0A0A0" filled="t" stroked="f" coordsize="21600,21600" o:hr="t" o:hrstd="t" o:hralign="center">
-            <v:path/>
-            <v:fill on="t" focussize="0,0"/>
-            <v:stroke on="f"/>
-            <v:imagedata o:title=""/>
-            <o:lock v:ext="edit"/>
-            <w10:wrap type="none"/>
-            <w10:anchorlock/>
-          </v:rect>
-        </w:pict>
+        <w:drawing>
+          <wp:inline distT="0" distB="0" distL="114300" distR="114300">
+            <wp:extent cx="5271770" cy="2957830"/>
+            <wp:effectExtent l="0" t="0" r="11430" b="1270"/>
+            <wp:docPr id="1" name="Picture 2"/>
+            <wp:cNvGraphicFramePr>
+              <a:graphicFrameLocks xmlns:a="http://schemas.openxmlformats.org/drawingml/2006/main" noChangeAspect="1"/>
+            </wp:cNvGraphicFramePr>
+            <a:graphic xmlns:a="http://schemas.openxmlformats.org/drawingml/2006/main">
+              <a:graphicData uri="http://schemas.openxmlformats.org/drawingml/2006/picture">
+                <pic:pic xmlns:pic="http://schemas.openxmlformats.org/drawingml/2006/picture">
+                  <pic:nvPicPr>
+                    <pic:cNvPr id="1" name="Picture 2"/>
+                    <pic:cNvPicPr>
+                      <a:picLocks noChangeAspect="1"/>
+                    </pic:cNvPicPr>
+                  </pic:nvPicPr>
+                  <pic:blipFill>
+                    <a:blip r:embed="rId4"/>
+                    <a:stretch>
+                      <a:fillRect/>
+                    </a:stretch>
+                  </pic:blipFill>
+                  <pic:spPr>
+                    <a:xfrm>
+                      <a:off x="0" y="0"/>
+                      <a:ext cx="5271770" cy="2957830"/>
+                    </a:xfrm>
+                    <a:prstGeom prst="rect">
+                      <a:avLst/>
+                    </a:prstGeom>
+                    <a:noFill/>
+                    <a:ln>
+                      <a:noFill/>
+                    </a:ln>
+                  </pic:spPr>
+                </pic:pic>
+              </a:graphicData>
+            </a:graphic>
+          </wp:inline>
+        </w:drawing>
       </w:r>
       <w:bookmarkStart w:id="0" w:name="_GoBack"/>
       <w:bookmarkEnd w:id="0"/>
     </w:p>
-    <w:p/>
     <w:sectPr>
       <w:pgSz w:w="11906" w:h="16838"/>
       <w:pgMar w:top="1440" w:right="1800" w:bottom="1440" w:left="1800" w:header="720" w:footer="720" w:gutter="0"/>
@@ -221,163 +57,6 @@
     </w:sectPr>
   </w:body>
 </w:document>
-</file>
-
-<file path=word/numbering.xml><?xml version="1.0" encoding="utf-8"?>
-<w:numbering xmlns:wpc="http://schemas.microsoft.com/office/word/2010/wordprocessingCanvas" xmlns:mc="http://schemas.openxmlformats.org/markup-compatibility/2006" xmlns:o="urn:schemas-microsoft-com:office:office" xmlns:r="http://schemas.openxmlformats.org/officeDocument/2006/relationships" xmlns:m="http://schemas.openxmlformats.org/officeDocument/2006/math" xmlns:v="urn:schemas-microsoft-com:vml" xmlns:wp14="http://schemas.microsoft.com/office/word/2010/wordprocessingDrawing" xmlns:wp="http://schemas.openxmlformats.org/drawingml/2006/wordprocessingDrawing" xmlns:w10="urn:schemas-microsoft-com:office:word" xmlns:w="http://schemas.openxmlformats.org/wordprocessingml/2006/main" xmlns:w14="http://schemas.microsoft.com/office/word/2010/wordml" xmlns:wpg="http://schemas.microsoft.com/office/word/2010/wordprocessingGroup" xmlns:wpi="http://schemas.microsoft.com/office/word/2010/wordprocessingInk" xmlns:wne="http://schemas.microsoft.com/office/word/2006/wordml" xmlns:wps="http://schemas.microsoft.com/office/word/2010/wordprocessingShape" xmlns:wpsCustomData="http://www.wps.cn/officeDocument/2013/wpsCustomData" mc:Ignorable="w14 wp14">
-  <w:abstractNum w:abstractNumId="0">
-    <w:nsid w:val="A7627690"/>
-    <w:multiLevelType w:val="multilevel"/>
-    <w:tmpl w:val="A7627690"/>
-    <w:lvl w:ilvl="0" w:tentative="0">
-      <w:start w:val="1"/>
-      <w:numFmt w:val="bullet"/>
-      <w:lvlText w:val=""/>
-      <w:lvlJc w:val="left"/>
-      <w:pPr>
-        <w:tabs>
-          <w:tab w:val="left" w:pos="720"/>
-        </w:tabs>
-        <w:ind w:left="720" w:hanging="360"/>
-      </w:pPr>
-      <w:rPr>
-        <w:rFonts w:ascii="Symbol" w:hAnsi="Symbol" w:cs="Symbol"/>
-        <w:sz w:val="20"/>
-      </w:rPr>
-    </w:lvl>
-    <w:lvl w:ilvl="1" w:tentative="0">
-      <w:start w:val="1"/>
-      <w:numFmt w:val="bullet"/>
-      <w:lvlText w:val="o"/>
-      <w:lvlJc w:val="left"/>
-      <w:pPr>
-        <w:tabs>
-          <w:tab w:val="left" w:pos="1440"/>
-        </w:tabs>
-        <w:ind w:left="1440" w:hanging="360"/>
-      </w:pPr>
-      <w:rPr>
-        <w:rFonts w:ascii="Courier New" w:hAnsi="Courier New" w:cs="Courier New"/>
-        <w:sz w:val="20"/>
-      </w:rPr>
-    </w:lvl>
-    <w:lvl w:ilvl="2" w:tentative="0">
-      <w:start w:val="1"/>
-      <w:numFmt w:val="bullet"/>
-      <w:lvlText w:val=""/>
-      <w:lvlJc w:val="left"/>
-      <w:pPr>
-        <w:tabs>
-          <w:tab w:val="left" w:pos="2160"/>
-        </w:tabs>
-        <w:ind w:left="2160" w:hanging="360"/>
-      </w:pPr>
-      <w:rPr>
-        <w:rFonts w:ascii="Wingdings" w:hAnsi="Wingdings" w:cs="Wingdings"/>
-        <w:sz w:val="20"/>
-      </w:rPr>
-    </w:lvl>
-    <w:lvl w:ilvl="3" w:tentative="0">
-      <w:start w:val="1"/>
-      <w:numFmt w:val="bullet"/>
-      <w:lvlText w:val=""/>
-      <w:lvlJc w:val="left"/>
-      <w:pPr>
-        <w:tabs>
-          <w:tab w:val="left" w:pos="2880"/>
-        </w:tabs>
-        <w:ind w:left="2880" w:hanging="360"/>
-      </w:pPr>
-      <w:rPr>
-        <w:rFonts w:hint="default" w:ascii="Wingdings" w:hAnsi="Wingdings" w:cs="Wingdings"/>
-        <w:sz w:val="20"/>
-      </w:rPr>
-    </w:lvl>
-    <w:lvl w:ilvl="4" w:tentative="0">
-      <w:start w:val="1"/>
-      <w:numFmt w:val="bullet"/>
-      <w:lvlText w:val=""/>
-      <w:lvlJc w:val="left"/>
-      <w:pPr>
-        <w:tabs>
-          <w:tab w:val="left" w:pos="3600"/>
-        </w:tabs>
-        <w:ind w:left="3600" w:hanging="360"/>
-      </w:pPr>
-      <w:rPr>
-        <w:rFonts w:hint="default" w:ascii="Wingdings" w:hAnsi="Wingdings" w:cs="Wingdings"/>
-        <w:sz w:val="20"/>
-      </w:rPr>
-    </w:lvl>
-    <w:lvl w:ilvl="5" w:tentative="0">
-      <w:start w:val="1"/>
-      <w:numFmt w:val="bullet"/>
-      <w:lvlText w:val=""/>
-      <w:lvlJc w:val="left"/>
-      <w:pPr>
-        <w:tabs>
-          <w:tab w:val="left" w:pos="4320"/>
-        </w:tabs>
-        <w:ind w:left="4320" w:hanging="360"/>
-      </w:pPr>
-      <w:rPr>
-        <w:rFonts w:hint="default" w:ascii="Wingdings" w:hAnsi="Wingdings" w:cs="Wingdings"/>
-        <w:sz w:val="20"/>
-      </w:rPr>
-    </w:lvl>
-    <w:lvl w:ilvl="6" w:tentative="0">
-      <w:start w:val="1"/>
-      <w:numFmt w:val="bullet"/>
-      <w:lvlText w:val=""/>
-      <w:lvlJc w:val="left"/>
-      <w:pPr>
-        <w:tabs>
-          <w:tab w:val="left" w:pos="5040"/>
-        </w:tabs>
-        <w:ind w:left="5040" w:hanging="360"/>
-      </w:pPr>
-      <w:rPr>
-        <w:rFonts w:hint="default" w:ascii="Wingdings" w:hAnsi="Wingdings" w:cs="Wingdings"/>
-        <w:sz w:val="20"/>
-      </w:rPr>
-    </w:lvl>
-    <w:lvl w:ilvl="7" w:tentative="0">
-      <w:start w:val="1"/>
-      <w:numFmt w:val="bullet"/>
-      <w:lvlText w:val=""/>
-      <w:lvlJc w:val="left"/>
-      <w:pPr>
-        <w:tabs>
-          <w:tab w:val="left" w:pos="5760"/>
-        </w:tabs>
-        <w:ind w:left="5760" w:hanging="360"/>
-      </w:pPr>
-      <w:rPr>
-        <w:rFonts w:hint="default" w:ascii="Wingdings" w:hAnsi="Wingdings" w:cs="Wingdings"/>
-        <w:sz w:val="20"/>
-      </w:rPr>
-    </w:lvl>
-    <w:lvl w:ilvl="8" w:tentative="0">
-      <w:start w:val="1"/>
-      <w:numFmt w:val="bullet"/>
-      <w:lvlText w:val=""/>
-      <w:lvlJc w:val="left"/>
-      <w:pPr>
-        <w:tabs>
-          <w:tab w:val="left" w:pos="6480"/>
-        </w:tabs>
-        <w:ind w:left="6480" w:hanging="360"/>
-      </w:pPr>
-      <w:rPr>
-        <w:rFonts w:hint="default" w:ascii="Wingdings" w:hAnsi="Wingdings" w:cs="Wingdings"/>
-        <w:sz w:val="20"/>
-      </w:rPr>
-    </w:lvl>
-  </w:abstractNum>
-  <w:num w:numId="1">
-    <w:abstractNumId w:val="0"/>
-  </w:num>
-</w:numbering>
 </file>
 
 <file path=word/styles.xml><?xml version="1.0" encoding="utf-8"?>
